--- a/rapports/16_02_2026/AGATHE/coh_EQ3_sup_014301210033.docx
+++ b/rapports/16_02_2026/AGATHE/coh_EQ3_sup_014301210033.docx
@@ -25,7 +25,7 @@
         <w:br/>
         <w:t>Grappe: 014301210033</w:t>
         <w:br/>
-        <w:t>Date: 16/02/2026 a 12:41</w:t>
+        <w:t>Date: 16/02/2026 a 12:58</w:t>
       </w:r>
     </w:p>
     <w:p/>

--- a/rapports/16_02_2026/AGATHE/coh_EQ3_sup_014301210033.docx
+++ b/rapports/16_02_2026/AGATHE/coh_EQ3_sup_014301210033.docx
@@ -25,7 +25,7 @@
         <w:br/>
         <w:t>Grappe: 014301210033</w:t>
         <w:br/>
-        <w:t>Date: 16/02/2026 a 12:58</w:t>
+        <w:t>Date: 16/02/2026 a 13:06</w:t>
       </w:r>
     </w:p>
     <w:p/>
@@ -295,7 +295,7 @@
           </w:tcPr>
           <w:p>
             <w:r>
-              <w:t>Section1</w:t>
+              <w:t>Section0</w:t>
             </w:r>
           </w:p>
         </w:tc>
@@ -305,7 +305,7 @@
           </w:tcPr>
           <w:p>
             <w:r>
-              <w:t>Caracteristiques des membres</w:t>
+              <w:t>Identification et renseignements de controle</w:t>
             </w:r>
           </w:p>
         </w:tc>
@@ -327,7 +327,7 @@
           </w:tcPr>
           <w:p>
             <w:r>
-              <w:t>Section0</w:t>
+              <w:t>Section1</w:t>
             </w:r>
           </w:p>
         </w:tc>
@@ -337,7 +337,7 @@
           </w:tcPr>
           <w:p>
             <w:r>
-              <w:t>Identification et renseignements de controle</w:t>
+              <w:t>Caracteristiques des membres</w:t>
             </w:r>
           </w:p>
         </w:tc>
@@ -892,7 +892,7 @@
         <w:rPr>
           <w:sz w:val="20"/>
         </w:rPr>
-        <w:t>- Attention ! Le prix unitaire d'achat (500 Fcfa) de Banane douce en Kg (taille unique) est relativement faible par rapport aux autres prix observés dans cette zone. Prière de corriger ou de confirmer avec le QG. Attention ! Soupçons de quantité anormale! Le ménage de Omar Bâ avec une taille de 1 personnes a consommé 3 Kg en taille unique de Banane douce qui est relativement élevé comme consommation par rapport à la condition de vie des autres ménages de même taille dans cette zone. Prière de corriger ou de confirmer avec le QG. Attention ! Le prix unitaire d'achat (650 Fcfa) de Sucre en poudre  en Kg (taille unique) est relativement élevé par rapport aux autres prix observés dans cette zone. Prière de corriger ou de confirmer avec le QG.</w:t>
+        <w:t>- Attention ! Le prix unitaire d'achat (100 Fcfa) de Jus de fruits type 1 (orange, ananas, bissap, gingembre, jus de cajou, etc.) en Sachets (Petit) est relativement élevé par rapport aux autres prix observés dans cette zone. Prière de corriger ou de confirmer avec le QG. Attention ! Le prix unitaire d'achat (500 Fcfa) de Banane douce en Kg (taille unique) est relativement faible par rapport aux autres prix observés dans cette zone. Prière de corriger ou de confirmer avec le QG. Attention ! Soupçons de quantité anormale! Le ménage de Omar Bâ avec une taille de 1 personnes a consommé 3 Kg en taille unique de Banane douce qui est relativement élevé comme consommation par rapport à la condition de vie des autres ménages de même taille dans cette zone. Prière de corriger ou de confirmer avec le QG. Attention ! Le prix unitaire d'achat (650 Fcfa) de Sucre en poudre  en Kg (taille unique) est relativement élevé par rapport aux autres prix observés dans cette zone. Prière de corriger ou de confirmer avec le QG.</w:t>
       </w:r>
     </w:p>
     <w:p>
@@ -914,27 +914,6 @@
           <w:sz w:val="20"/>
         </w:rPr>
         <w:t>- La principale source d'énergie ( Non concerné) pour la cusine semble incoherent, prière de corriger ou confirmer.</w:t>
-      </w:r>
-    </w:p>
-    <w:p>
-      <w:r>
-        <w:rPr>
-          <w:b/>
-          <w:color w:val="4672C4"/>
-          <w:sz w:val="22"/>
-        </w:rPr>
-        <w:t>&gt;&gt; Section12 - Actifs du menage</w:t>
-      </w:r>
-    </w:p>
-    <w:p>
-      <w:pPr>
-        <w:ind w:left="283"/>
-      </w:pPr>
-      <w:r>
-        <w:rPr>
-          <w:sz w:val="20"/>
-        </w:rPr>
-        <w:t>- Attention ! Moto/Vélomoteur/Tricycle à moteur a été achété à 900000 Fcfa est relativement élevé par rapport aux autres prix d'achat observés dans cette zone. Prière de corriger ou de confirmer avec le QG.</w:t>
       </w:r>
     </w:p>
     <w:p>
@@ -1454,7 +1433,7 @@
         <w:rPr>
           <w:sz w:val="20"/>
         </w:rPr>
-        <w:t>- Attention ! Le prix unitaire d'achat (100 Fcfa) de Citron en Pièce (Petit) est relativement élevé par rapport aux autres prix observés dans cette zone. Prière de corriger ou de confirmer avec le QG. Attention ! Le prix unitaire d'achat (1000 Fcfa) de Carpe frais en Tas (Moyen) est relativement faible par rapport aux autres prix observés dans cette zone. Prière de corriger ou de confirmer avec le QG. Attention ! Le prix unitaire d'achat (200 Fcfa) de Feuilles de  Haricot en Tas (Petit) est relativement élevé par rapport aux autres prix observés dans cette zone. Prière de corriger ou de confirmer avec le QG. Attention ! Le prix unitaire d'achat (200 Fcfa) de Tamarin noir en Sachets (Petit) est relativement élevé par rapport aux autres prix observés dans cette zone. Prière de corriger ou de confirmer avec le QG. Attention ! Le prix unitaire d'achat (300 Fcfa) de Spaghettis en Paquet (Grand) est relativement faible par rapport aux autres prix observés dans cette zone. Prière de corriger ou de confirmer avec le QG. Attention ! Le prix unitaire d'achat (66.66666 Fcfa) de Cube alimentaire (Maggi, Jumbo, ) en Cube (Petit) est relativement élevé par rapport aux autres prix observés dans cette zone. Prière de corriger ou de confirmer avec le QG. Attention ! Le prix unitaire d'achat (700 Fcfa) de Sucre en poudre  en Kg (taille unique) est relativement élevé par rapport aux autres prix observés dans cette zone. Prière de corriger ou de confirmer avec le QG. Attention ! Soupçons de quantité anormale! Le ménage de Mbaye Diouf avec une taille de 6 personnes a consommé 3 Tas en Moyen de Poireau qui est relativement élevé comme consommation par rapport à la condition de vie des autres ménages de même taille dans cette zone. Prière de corriger ou de confirmer avec le QG. Avertissement!!! Le ménage a consommé 0.12 Kg taille unique de Lait en poudre, cette quantité semble anormale pour une consommation des 7 derniers jours. prière de corriger ou de confirmer avec le QG. Avertissement!!! Le ménage a consommé 0.12 Kg taille unique de Petit pois secs, cette quantité semble anormale pour une consommation des 7 derniers jours. prière de corriger ou de confirmer avec le QG. Attention ! Le prix unitaire d'achat (1666.667 Fcfa) de Petit pois secs en Kg (taille unique) est relativement élevé par rapport aux autres prix observés dans cette zone. Prière de corriger ou de confirmer avec le QG. Incohérence!! Dans ce ménage, chaque individus consomme par jour 37.70833 Kg  de cereale; Prière de revoir les quantités prises de ces produits. Incohérence!! Dans ce ménage, chaque individus consomme par jour 37.70833 Kg  de cereale; Prière de revoir les quantités prises de ces produits. Le prix d'achat unitaire (1 Fcfa) de Mayonnaise en Sachets de taille Petit  est invraisemblable, prière de regarder les reponses prises dans les questions s07bq07a s07bq07b s07bq07c s07bq08 pour mieux corriger. Attention ! Le prix unitaire d'achat (1 Fcfa) de Mayonnaise en Sachets (Petit) est relativement faible par rapport aux autres prix observés dans cette zone. Prière de corriger ou de confirmer avec le QG. Le prix d'achat unitaire (6000 Fcfa) de Silure fumé en Kg de taille taille unique prière de regarder les reponses prises dans les questions s07bq07a s07bq07b s07bq07c s07bq08 pour mieux corriger. Le prix d'achat unitaire (8000 Fcfa) de Viande de bœuf: filet, faux-filet en Kg de taille taille unique prière de regarder les reponses prises dans les questions s07bq07a s07bq07b s07bq07c s07bq08 pour mieux corriger. Attention ! Le prix unitaire d'achat (8000 Fcfa) de Viande de bœuf: filet, faux-filet en Kg (taille unique) est relativement élevé par rapport aux autres prix observés dans cette zone. Prière de corriger ou de confirmer avec le QG.</w:t>
+        <w:t>- Attention ! Le prix unitaire d'achat (100 Fcfa) de Citron en Pièce (Petit) est relativement élevé par rapport aux autres prix observés dans cette zone. Prière de corriger ou de confirmer avec le QG. Attention ! Le prix unitaire d'achat (200 Fcfa) de Feuilles de  Haricot en Tas (Petit) est relativement élevé par rapport aux autres prix observés dans cette zone. Prière de corriger ou de confirmer avec le QG. Attention ! Le prix unitaire d'achat (200 Fcfa) de Tamarin noir en Sachets (Petit) est relativement élevé par rapport aux autres prix observés dans cette zone. Prière de corriger ou de confirmer avec le QG. Attention ! Le prix unitaire d'achat (50 Fcfa) de Patate douce en Pièce (Petit) est relativement faible par rapport aux autres prix observés dans cette zone. Prière de corriger ou de confirmer avec le QG. Attention ! Le prix unitaire d'achat (66.66666 Fcfa) de Cube alimentaire (Maggi, Jumbo, ) en Cube (Petit) est relativement élevé par rapport aux autres prix observés dans cette zone. Prière de corriger ou de confirmer avec le QG. Attention ! Le prix unitaire d'achat (700 Fcfa) de Sucre en poudre  en Kg (taille unique) est relativement élevé par rapport aux autres prix observés dans cette zone. Prière de corriger ou de confirmer avec le QG. Attention ! Soupçons de quantité anormale! Le ménage de Mbaye Diouf avec une taille de 6 personnes a consommé 3 Tas en Moyen de Poireau qui est relativement élevé comme consommation par rapport à la condition de vie des autres ménages de même taille dans cette zone. Prière de corriger ou de confirmer avec le QG. Avertissement!!! Le ménage a consommé 0.12 Kg taille unique de Lait en poudre, cette quantité semble anormale pour une consommation des 7 derniers jours. prière de corriger ou de confirmer avec le QG. Avertissement!!! Le ménage a consommé 0.12 Kg taille unique de Petit pois secs, cette quantité semble anormale pour une consommation des 7 derniers jours. prière de corriger ou de confirmer avec le QG. Attention ! Le prix unitaire d'achat (1666.667 Fcfa) de Petit pois secs en Kg (taille unique) est relativement élevé par rapport aux autres prix observés dans cette zone. Prière de corriger ou de confirmer avec le QG. Incohérence!! Dans ce ménage, chaque individus consomme par jour 63.81548 Kg  de cereale; Prière de revoir les quantités prises de ces produits. Incohérence!! Dans ce ménage, chaque individus consomme par jour 63.81548 Kg  de cereale; Prière de revoir les quantités prises de ces produits. Le prix d'achat unitaire (1 Fcfa) de Mayonnaise en Sachets de taille Petit  est invraisemblable, prière de regarder les reponses prises dans les questions s07bq07a s07bq07b s07bq07c s07bq08 pour mieux corriger. Attention ! Le prix unitaire d'achat (1 Fcfa) de Mayonnaise en Sachets (Petit) est relativement faible par rapport aux autres prix observés dans cette zone. Prière de corriger ou de confirmer avec le QG. Le prix d'achat unitaire (6000 Fcfa) de Silure fumé en Kg de taille taille unique prière de regarder les reponses prises dans les questions s07bq07a s07bq07b s07bq07c s07bq08 pour mieux corriger. Le prix d'achat unitaire (8000 Fcfa) de Viande de bœuf: filet, faux-filet en Kg de taille taille unique prière de regarder les reponses prises dans les questions s07bq07a s07bq07b s07bq07c s07bq08 pour mieux corriger. Attention ! Le prix unitaire d'achat (8000 Fcfa) de Viande de bœuf: filet, faux-filet en Kg (taille unique) est relativement élevé par rapport aux autres prix observés dans cette zone. Prière de corriger ou de confirmer avec le QG.</w:t>
       </w:r>
     </w:p>
     <w:p>
@@ -2053,7 +2032,7 @@
         <w:rPr>
           <w:sz w:val="20"/>
         </w:rPr>
-        <w:t>- Attention ! Le prix unitaire d'achat (1000 Fcfa) de Capitaine frais en Pièce (Petit) est relativement élevé par rapport aux autres prix observés dans cette zone. Prière de corriger ou de confirmer avec le QG. Attention ! Le prix unitaire d'achat (20 Fcfa) de Vinaigre de citron  en Sachets (Tres petit) est relativement faible par rapport aux autres prix observés dans cette zone. Prière de corriger ou de confirmer avec le QG. Attention ! Le prix unitaire d'achat (500 Fcfa) de Arachides pilées en Sachets (Moyen) est relativement élevé par rapport aux autres prix observés dans cette zone. Prière de corriger ou de confirmer avec le QG. Avertissement!! La quantité (4.5 litre) du produit Huile d'arachide raffinée consommée  par le ménage semble très élevé, prière de corriger ou confirmer avec le QG. Avertissement!!! Le ménage a consommé 7 Paquet Petit de Thé en sachet, cette quantité semble anormale pour une consommation des 7 derniers jours.Prière de corriger ou de confirmer avec le QG. Avertissement!! le prix unitaire (125 Fcfa) de Thé en sachet (unité: Paquet) de taille Petit est très faible ou élevé. Prière de corriger ou de confirmer avec le QG. Difficile de consommer le Sel en Sachets industriel Petit prière de verifier. Incohérence!! Dans ce ménage, chaque individus consomme par jour 17.28088 Kg  de cereale; Prière de revoir les quantités prises de ces produits. Incohérence!! Dans ce ménage, chaque individus consomme par jour 17.28088 Kg  de cereale; Prière de revoir les quantités prises de ces produits. Le prix d'achat unitaire (480 Fcfa) de Riz importé parfumé en Sac (50 Kg) de taille taille unique est très faible, prière de regarder les reponses prises dans les questions s07bq07a s07bq07b s07bq07c s07bq08 pour mieux corriger. Attention ! Le prix unitaire d'achat (480 Fcfa) de Riz importé parfumé en Sac (50 Kg) (taille unique) est relativement faible par rapport aux autres prix observés dans cette zone. Prière de corriger ou de confirmer avec le QG.</w:t>
+        <w:t>- Attention ! Le prix unitaire d'achat (1000 Fcfa) de Capitaine frais en Pièce (Petit) est relativement élevé par rapport aux autres prix observés dans cette zone. Prière de corriger ou de confirmer avec le QG. Attention ! Le prix unitaire d'achat (20 Fcfa) de Vinaigre de citron  en Sachets (Tres petit) est relativement faible par rapport aux autres prix observés dans cette zone. Prière de corriger ou de confirmer avec le QG. Avertissement!! La quantité (4.5 litre) du produit Huile d'arachide raffinée consommée  par le ménage semble très élevé, prière de corriger ou confirmer avec le QG. Avertissement!!! Le ménage a consommé 7 Paquet Petit de Thé en sachet, cette quantité semble anormale pour une consommation des 7 derniers jours.Prière de corriger ou de confirmer avec le QG. Avertissement!! le prix unitaire (125 Fcfa) de Thé en sachet (unité: Paquet) de taille Petit est très faible ou élevé. Prière de corriger ou de confirmer avec le QG. Difficile de consommer le Sel en Sachets industriel Petit prière de verifier. Incohérence!! Dans ce ménage, chaque individus consomme par jour 30.54857 Kg  de cereale; Prière de revoir les quantités prises de ces produits. Incohérence!! Dans ce ménage, chaque individus consomme par jour 30.54857 Kg  de cereale; Prière de revoir les quantités prises de ces produits. Le prix d'achat unitaire (480 Fcfa) de Riz importé parfumé en Sac (50 Kg) de taille taille unique est très faible, prière de regarder les reponses prises dans les questions s07bq07a s07bq07b s07bq07c s07bq08 pour mieux corriger. Attention ! Le prix unitaire d'achat (480 Fcfa) de Riz importé parfumé en Sac (50 Kg) (taille unique) est relativement faible par rapport aux autres prix observés dans cette zone. Prière de corriger ou de confirmer avec le QG.</w:t>
       </w:r>
     </w:p>
     <w:p>
@@ -2518,6 +2497,27 @@
       </w:tr>
     </w:tbl>
     <w:p/>
+    <w:p>
+      <w:r>
+        <w:rPr>
+          <w:b/>
+          <w:color w:val="4672C4"/>
+          <w:sz w:val="22"/>
+        </w:rPr>
+        <w:t>&gt;&gt; Section0 - Identification et renseignements de controle</w:t>
+      </w:r>
+    </w:p>
+    <w:p>
+      <w:pPr>
+        <w:ind w:left="283"/>
+      </w:pPr>
+      <w:r>
+        <w:rPr>
+          <w:sz w:val="20"/>
+        </w:rPr>
+        <w:t>- Le questionnaire semble ne pas être complètement fini mais le questionnaire est en statut complet, prière de compléter le questionnaire.</w:t>
+      </w:r>
+    </w:p>
     <w:p>
       <w:r>
         <w:rPr>
@@ -3046,7 +3046,7 @@
         <w:rPr>
           <w:sz w:val="20"/>
         </w:rPr>
-        <w:t>- Attention ! Le prix unitaire d'achat (12.5 Fcfa) de Cube alimentaire (Maggi, Jumbo, ) en Cube (Petit) est relativement faible par rapport aux autres prix observés dans cette zone. Prière de corriger ou de confirmer avec le QG. Attention ! Le prix unitaire d'achat (1466.667 Fcfa) de Viande de bœuf: filet, faux-filet en Kg (taille unique) est relativement faible par rapport aux autres prix observés dans cette zone. Prière de corriger ou de confirmer avec le QG. Attention ! Le prix unitaire d'achat (25 Fcfa) de Vinaigre de vin en Sachets (Petit) est relativement faible par rapport aux autres prix observés dans cette zone. Prière de corriger ou de confirmer avec le QG. Attention ! Le prix unitaire d'achat (500 Fcfa) de Pâte d'arachide en Kg (taille unique) est relativement faible par rapport aux autres prix observés dans cette zone. Prière de corriger ou de confirmer avec le QG. Attention ! Le prix unitaire d'achat (600 Fcfa) de Lait en poudre en Kg (taille unique) est relativement faible par rapport aux autres prix observés dans cette zone. Prière de corriger ou de confirmer avec le QG. Attention ! Le prix unitaire d'achat (700 Fcfa) de Pastèque en Pièce (Moyen) est relativement faible par rapport aux autres prix observés dans cette zone. Prière de corriger ou de confirmer avec le QG. Attention ! Soupçons de quantité anormale! Le ménage de BABA CIRE NDIAYE avec une taille de 5 personnes a consommé 5 Sachets en Petit de Soumbala (moutarde africaine) qui est relativement élevé comme consommation par rapport à la condition de vie des autres ménages de même taille dans cette zone. Prière de corriger ou de confirmer avec le QG. Avertissement!!! Le ménage a consommé 0.1 Kg taille unique de Silure fumé, cette quantité semble anormale pour une consommation des 7 derniers jours. prière de corriger ou de confirmer avec le QG. Avertissement!!! Le ménage a consommé 5 Paquet Petit de Thé en sachet, cette quantité semble anormale pour une consommation des 7 derniers jours.Prière de corriger ou de confirmer avec le QG. Avertissement!! le prix unitaire (125 Fcfa) de Thé en sachet (unité: Paquet) de taille Petit est très faible ou élevé. Prière de corriger ou de confirmer avec le QG. Incohérence!! Dans ce ménage, chaque individus consomme par jour 48.53486 Kg  de cereale; Prière de revoir les quantités prises de ces produits.</w:t>
+        <w:t>- Attention ! Le prix unitaire d'achat (12.5 Fcfa) de Cube alimentaire (Maggi, Jumbo, ) en Cube (Petit) est relativement faible par rapport aux autres prix observés dans cette zone. Prière de corriger ou de confirmer avec le QG. Attention ! Le prix unitaire d'achat (1466.667 Fcfa) de Viande de bœuf: filet, faux-filet en Kg (taille unique) est relativement faible par rapport aux autres prix observés dans cette zone. Prière de corriger ou de confirmer avec le QG. Attention ! Le prix unitaire d'achat (25 Fcfa) de Moutarde en Sachets (Petit) est relativement faible par rapport aux autres prix observés dans cette zone. Prière de corriger ou de confirmer avec le QG. Attention ! Le prix unitaire d'achat (25 Fcfa) de Vinaigre de vin en Sachets (Petit) est relativement faible par rapport aux autres prix observés dans cette zone. Prière de corriger ou de confirmer avec le QG. Attention ! Le prix unitaire d'achat (500 Fcfa) de Pâte d'arachide en Kg (taille unique) est relativement faible par rapport aux autres prix observés dans cette zone. Prière de corriger ou de confirmer avec le QG. Attention ! Le prix unitaire d'achat (600 Fcfa) de Lait en poudre en Kg (taille unique) est relativement faible par rapport aux autres prix observés dans cette zone. Prière de corriger ou de confirmer avec le QG. Attention ! Soupçons de quantité anormale! Le ménage de BABA CIRE NDIAYE avec une taille de 5 personnes a consommé 2 Pièce en Moyen de Pastèque qui est relativement élevé comme consommation par rapport à la condition de vie des autres ménages de même taille dans cette zone. Prière de corriger ou de confirmer avec le QG. Avertissement!!! Le ménage a consommé 0.1 Kg taille unique de Silure fumé, cette quantité semble anormale pour une consommation des 7 derniers jours. prière de corriger ou de confirmer avec le QG. Avertissement!!! Le ménage a consommé 5 Paquet Petit de Thé en sachet, cette quantité semble anormale pour une consommation des 7 derniers jours.Prière de corriger ou de confirmer avec le QG. Avertissement!! le prix unitaire (125 Fcfa) de Thé en sachet (unité: Paquet) de taille Petit est très faible ou élevé. Prière de corriger ou de confirmer avec le QG. Incohérence!! Dans ce ménage, chaque individus consomme par jour 78.716 Kg  de cereale; Prière de revoir les quantités prises de ces produits.</w:t>
       </w:r>
     </w:p>
     <w:p>
@@ -3155,7 +3155,7 @@
         </w:rPr>
         <w:t xml:space="preserve">- Attention ! Appareil TV a été achété à 300000 Fcfa est relativement élevé par rapport aux autres prix d'achat observés dans cette zone. Prière de corriger ou de confirmer avec le QG. </w:t>
         <w:br/>
-        <w:t>- Le nombre d'article ( Salon  (Fauteuils et table basse))  dans ce ménages est élevé (7), prière de corriger ou confirmer avec le QG. Attention ! Salon  (Fauteuils et table basse) a été achété à 800000 Fcfa est relativement élevé par rapport aux autres prix d'achat observés dans cette zone. Prière de corriger ou de confirmer avec le QG.</w:t>
+        <w:t>- Le nombre d'article ( Salon  (Fauteuils et table basse))  dans ce ménages est élevé (7), prière de corriger ou confirmer avec le QG.</w:t>
       </w:r>
     </w:p>
     <w:p>
@@ -3688,7 +3688,7 @@
         <w:rPr>
           <w:sz w:val="20"/>
         </w:rPr>
-        <w:t>- La dernière fois que vous avez acheté Biscuits est à l’école et semble exister dans les modalités, prière de prendre attache avec le QG pour plus d'explication afin de la classer bien. Attention ! Le prix unitaire d'achat (150 Fcfa) de Lait en poudre en Sachets (Petit) est relativement élevé par rapport aux autres prix observés dans cette zone. Prière de corriger ou de confirmer avec le QG. Attention ! Le prix unitaire d'achat (250 Fcfa) de Pamplemousse  en Pièce (Petit) est relativement élevé par rapport aux autres prix observés dans cette zone. Prière de corriger ou de confirmer avec le QG. Attention ! Le prix unitaire d'achat (37.5 Fcfa) de Eau minérale/filtrée en sachet en Sachets (Moyen) est relativement faible par rapport aux autres prix observés dans cette zone. Prière de corriger ou de confirmer avec le QG. Attention ! Le prix unitaire d'achat (50 Fcfa) de Aubergine   en Pièce (Petit) est relativement faible par rapport aux autres prix observés dans cette zone. Prière de corriger ou de confirmer avec le QG. Attention ! Le prix unitaire d'achat (50 Fcfa) de Cube alimentaire (Maggi, Jumbo, ) en Cube (Moyen) est relativement élevé par rapport aux autres prix observés dans cette zone. Prière de corriger ou de confirmer avec le QG. Avertissement!! La quantité (3.75 litre) du produit Huile d'arachide raffinée consommée  par le ménage semble très élevé, prière de corriger ou confirmer avec le QG. Avertissement!!! Le ménage a consommé 2 Paquet Tres petit de Thé en sachet, cette quantité semble anormale pour une consommation des 7 derniers jours.Prière de corriger ou de confirmer avec le QG. Avertissement!! le prix unitaire (100 Fcfa) de Thé en sachet (unité: Paquet) de taille Tres petit est très faible ou élevé. Prière de corriger ou de confirmer avec le QG. Incohérence!! Dans ce ménage, chaque individus consomme par jour 4.720982 Kg  de cereale; Prière de revoir les quantités prises de ces produits. Incohérence!! Dans ce ménage, chaque individus consomme par jour 4.720982 Kg  de cereale; Prière de revoir les quantités prises de ces produits. Attention ! Le prix unitaire d'achat (350 Fcfa) de Riz importé parfumé en Kg (taille unique) est relativement faible par rapport aux autres prix observés dans cette zone. Prière de corriger ou de confirmer avec le QG. Le prix d'achat unitaire (.5 Fcfa) de Piment séché en Sachets de taille Petit  est invraisemblable, prière de regarder les reponses prises dans les questions s07bq07a s07bq07b s07bq07c s07bq08 pour mieux corriger.</w:t>
+        <w:t>- La dernière fois que vous avez acheté Biscuits est à l’école et semble exister dans les modalités, prière de prendre attache avec le QG pour plus d'explication afin de la classer bien. Attention ! Le prix unitaire d'achat (100 Fcfa) de Jus de fruits type 1 (orange, ananas, bissap, gingembre, jus de cajou, etc.) en Sachets (Petit) est relativement élevé par rapport aux autres prix observés dans cette zone. Prière de corriger ou de confirmer avec le QG. Attention ! Le prix unitaire d'achat (100 Fcfa) de Moutarde en Sachets (Petit) est relativement élevé par rapport aux autres prix observés dans cette zone. Prière de corriger ou de confirmer avec le QG. Attention ! Le prix unitaire d'achat (150 Fcfa) de Lait en poudre en Sachets (Petit) est relativement élevé par rapport aux autres prix observés dans cette zone. Prière de corriger ou de confirmer avec le QG. Attention ! Le prix unitaire d'achat (250 Fcfa) de Pamplemousse  en Pièce (Petit) est relativement élevé par rapport aux autres prix observés dans cette zone. Prière de corriger ou de confirmer avec le QG. Attention ! Le prix unitaire d'achat (37.5 Fcfa) de Eau minérale/filtrée en sachet en Sachets (Moyen) est relativement faible par rapport aux autres prix observés dans cette zone. Prière de corriger ou de confirmer avec le QG. Attention ! Le prix unitaire d'achat (50 Fcfa) de Cube alimentaire (Maggi, Jumbo, ) en Cube (Moyen) est relativement élevé par rapport aux autres prix observés dans cette zone. Prière de corriger ou de confirmer avec le QG. Avertissement!! La quantité (3.75 litre) du produit Huile d'arachide raffinée consommée  par le ménage semble très élevé, prière de corriger ou confirmer avec le QG. Avertissement!!! Le ménage a consommé 2 Paquet Tres petit de Thé en sachet, cette quantité semble anormale pour une consommation des 7 derniers jours.Prière de corriger ou de confirmer avec le QG. Avertissement!! le prix unitaire (100 Fcfa) de Thé en sachet (unité: Paquet) de taille Tres petit est très faible ou élevé. Prière de corriger ou de confirmer avec le QG. Incohérence!! Dans ce ménage, chaque individus consomme par jour 8.047946 Kg  de cereale; Prière de revoir les quantités prises de ces produits. Incohérence!! Dans ce ménage, chaque individus consomme par jour 8.047946 Kg  de cereale; Prière de revoir les quantités prises de ces produits. Attention ! Le prix unitaire d'achat (350 Fcfa) de Riz importé parfumé en Kg (taille unique) est relativement faible par rapport aux autres prix observés dans cette zone. Prière de corriger ou de confirmer avec le QG. Le prix d'achat unitaire (.5 Fcfa) de Piment séché en Sachets de taille Petit  est invraisemblable, prière de regarder les reponses prises dans les questions s07bq07a s07bq07b s07bq07c s07bq08 pour mieux corriger.</w:t>
       </w:r>
     </w:p>
     <w:p>
@@ -4398,7 +4398,7 @@
         <w:rPr>
           <w:sz w:val="20"/>
         </w:rPr>
-        <w:t>- Attention ! Le prix unitaire d'achat (100 Fcfa) de Citron en Pièce (Petit) est relativement élevé par rapport aux autres prix observés dans cette zone. Prière de corriger ou de confirmer avec le QG. Attention ! Le prix unitaire d'achat (200 Fcfa) de Sel en Sachets (Moyen) est relativement élevé par rapport aux autres prix observés dans cette zone. Prière de corriger ou de confirmer avec le QG. Attention ! Le prix unitaire d'achat (200 Fcfa) de Tomate fraîche en Sachets (Petit) est relativement élevé par rapport aux autres prix observés dans cette zone. Prière de corriger ou de confirmer avec le QG. Attention ! Le prix unitaire d'achat (2000 Fcfa) de Œufs frais en Tablette (taille unique) est relativement faible par rapport aux autres prix observés dans cette zone. Prière de corriger ou de confirmer avec le QG. Attention ! Le prix unitaire d'achat (700 Fcfa) de Sucre en poudre  en Kg (taille unique) est relativement élevé par rapport aux autres prix observés dans cette zone. Prière de corriger ou de confirmer avec le QG. Avertissement!! La quantité (10 litre) du produit Huile d'arachide raffinée consommée  par le ménage semble très élevé, prière de corriger ou confirmer avec le QG. Avertissement!!! Le ménage a consommé 10 Paquet Petit de Thé en sachet, cette quantité semble anormale pour une consommation des 7 derniers jours.Prière de corriger ou de confirmer avec le QG. Avertissement!! le prix unitaire (125 Fcfa) de Thé en sachet (unité: Paquet) de taille Petit est très faible ou élevé. Prière de corriger ou de confirmer avec le QG. Avertissement!!! Le ménage a consommé 18 Pièce Moyen de Poisson frais type 8, cette quantité semble anormale pour une consommation des 7 derniers jours.Prière de corriger ou de confirmer avec le QG. Incohérence!! Dans ce ménage, chaque individus consomme par jour 20.36395 Kg  de cereale; Prière de revoir les quantités prises de ces produits. Incohérence!! Dans ce ménage, chaque individus consomme par jour 20.36395 Kg  de cereale; Prière de revoir les quantités prises de ces produits. Incohérence!! Dans ce ménage, chaque individus consomme par jour 20.36395 Kg  de cereale; Prière de revoir les quantités prises de ces produits. Le prix d'achat unitaire (6000 Fcfa) de Lait en poudre en Kg de taille taille unique prière de regarder les reponses prises dans les questions s07bq07a s07bq07b s07bq07c s07bq08 pour mieux corriger. Attention ! Le prix unitaire d'achat (6000 Fcfa) de Lait en poudre en Kg (taille unique) est relativement élevé par rapport aux autres prix observés dans cette zone. Prière de corriger ou de confirmer avec le QG.</w:t>
+        <w:t>- Attention ! Le prix unitaire d'achat (100 Fcfa) de Citron en Pièce (Petit) est relativement élevé par rapport aux autres prix observés dans cette zone. Prière de corriger ou de confirmer avec le QG. Attention ! Le prix unitaire d'achat (200 Fcfa) de Sel en Sachets (Moyen) est relativement élevé par rapport aux autres prix observés dans cette zone. Prière de corriger ou de confirmer avec le QG. Attention ! Le prix unitaire d'achat (200 Fcfa) de Soumbala (moutarde africaine) en Sachets (Moyen) est relativement élevé par rapport aux autres prix observés dans cette zone. Prière de corriger ou de confirmer avec le QG. Attention ! Le prix unitaire d'achat (200 Fcfa) de Tomate fraîche en Sachets (Petit) est relativement élevé par rapport aux autres prix observés dans cette zone. Prière de corriger ou de confirmer avec le QG. Attention ! Le prix unitaire d'achat (2000 Fcfa) de Œufs frais en Tablette (taille unique) est relativement faible par rapport aux autres prix observés dans cette zone. Prière de corriger ou de confirmer avec le QG. Attention ! Le prix unitaire d'achat (225 Fcfa) de Café en poudre soluble en Sachets (Petit) est relativement élevé par rapport aux autres prix observés dans cette zone. Prière de corriger ou de confirmer avec le QG. Attention ! Le prix unitaire d'achat (700 Fcfa) de Pâte d'arachide en Kg (taille unique) est relativement faible par rapport aux autres prix observés dans cette zone. Prière de corriger ou de confirmer avec le QG. Attention ! Le prix unitaire d'achat (700 Fcfa) de Sucre en poudre  en Kg (taille unique) est relativement élevé par rapport aux autres prix observés dans cette zone. Prière de corriger ou de confirmer avec le QG. Avertissement!! La quantité (10 litre) du produit Huile d'arachide raffinée consommée  par le ménage semble très élevé, prière de corriger ou confirmer avec le QG. Attention ! Soupçons de quantité anormale! Le ménage de MOUSSA THIAM avec une taille de 13 personnes a consommé 10 Litre en taille unique de Huile d'arachide raffinée qui est relativement élevé comme consommation par rapport à la condition de vie des autres ménages de même taille dans cette zone. Prière de corriger ou de confirmer avec le QG. Avertissement!!! Le ménage a consommé 10 Paquet Petit de Thé en sachet, cette quantité semble anormale pour une consommation des 7 derniers jours.Prière de corriger ou de confirmer avec le QG. Avertissement!! le prix unitaire (125 Fcfa) de Thé en sachet (unité: Paquet) de taille Petit est très faible ou élevé. Prière de corriger ou de confirmer avec le QG. Attention ! Soupçons de quantité anormale! Le ménage de MOUSSA THIAM avec une taille de 13 personnes a consommé 10 Paquet en Petit de Thé en sachet qui est relativement élevé comme consommation par rapport à la condition de vie des autres ménages de même taille dans cette zone. Prière de corriger ou de confirmer avec le QG. Avertissement!!! Le ménage a consommé 18 Pièce Moyen de Poisson frais type 8, cette quantité semble anormale pour une consommation des 7 derniers jours.Prière de corriger ou de confirmer avec le QG. Incohérence!! Dans ce ménage, chaque individus consomme par jour 35.22934 Kg  de cereale; Prière de revoir les quantités prises de ces produits. Incohérence!! Dans ce ménage, chaque individus consomme par jour 35.22934 Kg  de cereale; Prière de revoir les quantités prises de ces produits. Incohérence!! Dans ce ménage, chaque individus consomme par jour 35.22934 Kg  de cereale; Prière de revoir les quantités prises de ces produits. Le prix d'achat unitaire (6000 Fcfa) de Lait en poudre en Kg de taille taille unique prière de regarder les reponses prises dans les questions s07bq07a s07bq07b s07bq07c s07bq08 pour mieux corriger. Attention ! Le prix unitaire d'achat (6000 Fcfa) de Lait en poudre en Kg (taille unique) est relativement élevé par rapport aux autres prix observés dans cette zone. Prière de corriger ou de confirmer avec le QG.</w:t>
       </w:r>
     </w:p>
     <w:p>
@@ -5436,7 +5436,7 @@
         <w:rPr>
           <w:sz w:val="20"/>
         </w:rPr>
-        <w:t>- Attention ! Le prix unitaire d'achat (150 Fcfa) de Aubergine   en Pièce (Petit) est relativement élevé par rapport aux autres prix observés dans cette zone. Prière de corriger ou de confirmer avec le QG. Avertissement!! La quantité (3.5 litre) du produit Huile d'arachide raffinée consommée  par le ménage semble très élevé, prière de corriger ou confirmer avec le QG. Avertissement!!! Le ménage a consommé 3 Paquet Petit de Thé en sachet, cette quantité semble anormale pour une consommation des 7 derniers jours.Prière de corriger ou de confirmer avec le QG. Avertissement!! le prix unitaire (125 Fcfa) de Thé en sachet (unité: Paquet) de taille Petit est très faible ou élevé. Prière de corriger ou de confirmer avec le QG. Incohérence!! Dans ce ménage, chaque individus consomme par jour 29.78306 Kg  de cereale; Prière de revoir les quantités prises de ces produits.</w:t>
+        <w:t>- Attention ! Le prix unitaire d'achat (150 Fcfa) de Aubergine   en Pièce (Petit) est relativement élevé par rapport aux autres prix observés dans cette zone. Prière de corriger ou de confirmer avec le QG. Attention ! Le prix unitaire d'achat (300 Fcfa) de Pommes en Pièce (Petit) est relativement élevé par rapport aux autres prix observés dans cette zone. Prière de corriger ou de confirmer avec le QG. Attention ! Soupçons de quantité anormale! Le ménage de MBIDA NDIAYE avec une taille de 7 personnes a consommé 4 Sachets en Tres petit de Vinaigre de vin qui est relativement élevé comme consommation par rapport à la condition de vie des autres ménages de même taille dans cette zone. Prière de corriger ou de confirmer avec le QG. Avertissement!! La quantité (3.5 litre) du produit Huile d'arachide raffinée consommée  par le ménage semble très élevé, prière de corriger ou confirmer avec le QG. Avertissement!!! Le ménage a consommé 3 Paquet Petit de Thé en sachet, cette quantité semble anormale pour une consommation des 7 derniers jours.Prière de corriger ou de confirmer avec le QG. Avertissement!! le prix unitaire (125 Fcfa) de Thé en sachet (unité: Paquet) de taille Petit est très faible ou élevé. Prière de corriger ou de confirmer avec le QG. Incohérence!! Dans ce ménage, chaque individus consomme par jour 58.01266 Kg  de cereale; Prière de revoir les quantités prises de ces produits.</w:t>
       </w:r>
     </w:p>
     <w:p>
@@ -5870,27 +5870,6 @@
           <w:color w:val="4672C4"/>
           <w:sz w:val="22"/>
         </w:rPr>
-        <w:t>&gt;&gt; Section1 - Caracteristiques des membres</w:t>
-      </w:r>
-    </w:p>
-    <w:p>
-      <w:pPr>
-        <w:ind w:left="283"/>
-      </w:pPr>
-      <w:r>
-        <w:rPr>
-          <w:sz w:val="20"/>
-        </w:rPr>
-        <w:t>- Attention ! Le montant (14900 Fcfa) dépensé ou reçu en cadeau pour les cartes prépayées, les transferts de crédit et les abonnements de  Idrissa Fofana est relativement élevé par rapport aux autres montants depansés observés dans cette zone. Prière de corriger ou de confirmer avec le QG.</w:t>
-      </w:r>
-    </w:p>
-    <w:p>
-      <w:r>
-        <w:rPr>
-          <w:b/>
-          <w:color w:val="4672C4"/>
-          <w:sz w:val="22"/>
-        </w:rPr>
         <w:t>&gt;&gt; Section2 - Education</w:t>
       </w:r>
     </w:p>
@@ -5960,7 +5939,7 @@
         <w:rPr>
           <w:sz w:val="20"/>
         </w:rPr>
-        <w:t>- Attention ! Le prix unitaire d'achat (150 Fcfa) de Patate douce en Pièce (Petit) est relativement élevé par rapport aux autres prix observés dans cette zone. Prière de corriger ou de confirmer avec le QG. Attention ! Le prix unitaire d'achat (200 Fcfa) de Poireau en Tas (Petit) est relativement élevé par rapport aux autres prix observés dans cette zone. Prière de corriger ou de confirmer avec le QG. Attention ! Le prix unitaire d'achat (50 Fcfa) de Piment frais en Sachets (Petit) est relativement faible par rapport aux autres prix observés dans cette zone. Prière de corriger ou de confirmer avec le QG. Difficile de consommer le Sel en Sachets industriel Petit prière de verifier. Incohérence!! Dans ce ménage, chaque individus consomme par jour 23.46771 Kg  de cereale; Prière de revoir les quantités prises de ces produits. Incohérence!! Dans ce ménage, chaque individus consomme par jour 23.46771 Kg  de cereale; Prière de revoir les quantités prises de ces produits. Incohérence!! Dans ce ménage, chaque individus consomme par jour 23.46771 Kg  de cereale; Prière de revoir les quantités prises de ces produits.</w:t>
+        <w:t>- Attention ! Le prix unitaire d'achat (150 Fcfa) de Patate douce en Pièce (Petit) est relativement élevé par rapport aux autres prix observés dans cette zone. Prière de corriger ou de confirmer avec le QG. Attention ! Le prix unitaire d'achat (200 Fcfa) de Poireau en Tas (Petit) est relativement élevé par rapport aux autres prix observés dans cette zone. Prière de corriger ou de confirmer avec le QG. Attention ! Le prix unitaire d'achat (25 Fcfa) de Gombo en poudre en Sachets (Tres petit) est relativement faible par rapport aux autres prix observés dans cette zone. Prière de corriger ou de confirmer avec le QG. Attention ! Le prix unitaire d'achat (50 Fcfa) de Piment frais en Sachets (Petit) est relativement faible par rapport aux autres prix observés dans cette zone. Prière de corriger ou de confirmer avec le QG. Difficile de consommer le Sel en Sachets industriel Petit prière de verifier. Incohérence!! Dans ce ménage, chaque individus consomme par jour 60.46229 Kg  de cereale; Prière de revoir les quantités prises de ces produits. Incohérence!! Dans ce ménage, chaque individus consomme par jour 60.46229 Kg  de cereale; Prière de revoir les quantités prises de ces produits. Incohérence!! Dans ce ménage, chaque individus consomme par jour 60.46229 Kg  de cereale; Prière de revoir les quantités prises de ces produits.</w:t>
       </w:r>
     </w:p>
     <w:p>
@@ -6445,7 +6424,7 @@
         <w:rPr>
           <w:sz w:val="20"/>
         </w:rPr>
-        <w:t>- Attention ! Le prix unitaire d'achat (100 Fcfa) de Arachides grillées décortiquées en Sachets (Petit) est relativement élevé par rapport aux autres prix observés dans cette zone. Prière de corriger ou de confirmer avec le QG. Attention ! Le prix unitaire d'achat (650 Fcfa) de Sucre en poudre  en Kg (taille unique) est relativement élevé par rapport aux autres prix observés dans cette zone. Prière de corriger ou de confirmer avec le QG. Avertissement!! le prix unitaire (100 Fcfa) de Thé en sachet (unité: Sachets) de taille Tres petit est très faible ou élevé. Prière de corriger ou de confirmer avec le QG.</w:t>
+        <w:t>- Attention ! Le prix unitaire d'achat (100 Fcfa) de Arachides bouillies en coques en Verre ( à thé) (taille unique) est relativement élevé par rapport aux autres prix observés dans cette zone. Prière de corriger ou de confirmer avec le QG. Attention ! Le prix unitaire d'achat (100 Fcfa) de Arachides grillées décortiquées en Sachets (Petit) est relativement élevé par rapport aux autres prix observés dans cette zone. Prière de corriger ou de confirmer avec le QG. Attention ! Le prix unitaire d'achat (650 Fcfa) de Sucre en poudre  en Kg (taille unique) est relativement élevé par rapport aux autres prix observés dans cette zone. Prière de corriger ou de confirmer avec le QG. Avertissement!! le prix unitaire (100 Fcfa) de Thé en sachet (unité: Sachets) de taille Tres petit est très faible ou élevé. Prière de corriger ou de confirmer avec le QG.</w:t>
       </w:r>
     </w:p>
     <w:p>
